--- a/testakten/longcovid-erwerbsminderung-feldermann-leipzig/22_fristenuebersicht.docx
+++ b/testakten/longcovid-erwerbsminderung-feldermann-leipzig/22_fristenuebersicht.docx
@@ -55,7 +55,11 @@
         <w:t xml:space="preserve"> RA Sonnemann / Krüger (Fristenkontrolle)</w:t>
       </w:r>
     </w:p>
-    <w:p/>
+    <w:p>
+      <w:pPr>
+        <w:spacing w:before="0" w:after="0" w:line="80" w:lineRule="exact"/>
+      </w:pPr>
+    </w:p>
     <w:p>
       <w:pPr>
         <w:pStyle w:val="Heading2"/>
@@ -86,6 +90,9 @@
             <w:tcW w:type="dxa" w:w="1814"/>
           </w:tcPr>
           <w:p>
+            <w:pPr>
+              <w:spacing w:after="20" w:line="240" w:lineRule="auto"/>
+            </w:pPr>
             <w:r>
               <w:rPr>
                 <w:rFonts w:ascii="Times New Roman" w:hAnsi="Times New Roman"/>
@@ -101,6 +108,9 @@
             <w:tcW w:type="dxa" w:w="1814"/>
           </w:tcPr>
           <w:p>
+            <w:pPr>
+              <w:spacing w:after="20" w:line="240" w:lineRule="auto"/>
+            </w:pPr>
             <w:r>
               <w:rPr>
                 <w:rFonts w:ascii="Times New Roman" w:hAnsi="Times New Roman"/>
@@ -116,6 +126,9 @@
             <w:tcW w:type="dxa" w:w="1814"/>
           </w:tcPr>
           <w:p>
+            <w:pPr>
+              <w:spacing w:after="20" w:line="240" w:lineRule="auto"/>
+            </w:pPr>
             <w:r>
               <w:rPr>
                 <w:rFonts w:ascii="Times New Roman" w:hAnsi="Times New Roman"/>
@@ -131,6 +144,9 @@
             <w:tcW w:type="dxa" w:w="1814"/>
           </w:tcPr>
           <w:p>
+            <w:pPr>
+              <w:spacing w:after="20" w:line="240" w:lineRule="auto"/>
+            </w:pPr>
             <w:r>
               <w:rPr>
                 <w:rFonts w:ascii="Times New Roman" w:hAnsi="Times New Roman"/>
@@ -146,6 +162,9 @@
             <w:tcW w:type="dxa" w:w="1814"/>
           </w:tcPr>
           <w:p>
+            <w:pPr>
+              <w:spacing w:after="20" w:line="240" w:lineRule="auto"/>
+            </w:pPr>
             <w:r>
               <w:rPr>
                 <w:rFonts w:ascii="Times New Roman" w:hAnsi="Times New Roman"/>
@@ -163,12 +182,15 @@
             <w:tcW w:type="dxa" w:w="1814"/>
           </w:tcPr>
           <w:p>
+            <w:pPr>
+              <w:spacing w:after="20" w:line="240" w:lineRule="auto"/>
+            </w:pPr>
             <w:r>
               <w:rPr>
                 <w:rFonts w:ascii="Times New Roman" w:hAnsi="Times New Roman"/>
                 <w:sz w:val="20"/>
               </w:rPr>
-              <w:t>Widerspruch UKBW BK 3101</w:t>
+              <w:t>Widerspruch BGW BK 3101</w:t>
             </w:r>
           </w:p>
         </w:tc>
@@ -177,6 +199,9 @@
             <w:tcW w:type="dxa" w:w="1814"/>
           </w:tcPr>
           <w:p>
+            <w:pPr>
+              <w:spacing w:after="20" w:line="240" w:lineRule="auto"/>
+            </w:pPr>
             <w:r>
               <w:rPr>
                 <w:rFonts w:ascii="Times New Roman" w:hAnsi="Times New Roman"/>
@@ -191,6 +216,9 @@
             <w:tcW w:type="dxa" w:w="1814"/>
           </w:tcPr>
           <w:p>
+            <w:pPr>
+              <w:spacing w:after="20" w:line="240" w:lineRule="auto"/>
+            </w:pPr>
             <w:r>
               <w:rPr>
                 <w:rFonts w:ascii="Times New Roman" w:hAnsi="Times New Roman"/>
@@ -205,6 +233,9 @@
             <w:tcW w:type="dxa" w:w="1814"/>
           </w:tcPr>
           <w:p>
+            <w:pPr>
+              <w:spacing w:after="20" w:line="240" w:lineRule="auto"/>
+            </w:pPr>
             <w:r>
               <w:rPr>
                 <w:rFonts w:ascii="Times New Roman" w:hAnsi="Times New Roman"/>
@@ -234,6 +265,9 @@
             <w:tcW w:type="dxa" w:w="1814"/>
           </w:tcPr>
           <w:p>
+            <w:pPr>
+              <w:spacing w:after="20" w:line="240" w:lineRule="auto"/>
+            </w:pPr>
             <w:r>
               <w:rPr>
                 <w:rFonts w:ascii="Times New Roman" w:hAnsi="Times New Roman"/>
@@ -250,6 +284,9 @@
             <w:tcW w:type="dxa" w:w="1814"/>
           </w:tcPr>
           <w:p>
+            <w:pPr>
+              <w:spacing w:after="20" w:line="240" w:lineRule="auto"/>
+            </w:pPr>
             <w:r>
               <w:rPr>
                 <w:rFonts w:ascii="Times New Roman" w:hAnsi="Times New Roman"/>
@@ -264,6 +301,9 @@
             <w:tcW w:type="dxa" w:w="1814"/>
           </w:tcPr>
           <w:p>
+            <w:pPr>
+              <w:spacing w:after="20" w:line="240" w:lineRule="auto"/>
+            </w:pPr>
             <w:r>
               <w:rPr>
                 <w:rFonts w:ascii="Times New Roman" w:hAnsi="Times New Roman"/>
@@ -278,6 +318,9 @@
             <w:tcW w:type="dxa" w:w="1814"/>
           </w:tcPr>
           <w:p>
+            <w:pPr>
+              <w:spacing w:after="20" w:line="240" w:lineRule="auto"/>
+            </w:pPr>
             <w:r>
               <w:rPr>
                 <w:rFonts w:ascii="Times New Roman" w:hAnsi="Times New Roman"/>
@@ -292,6 +335,9 @@
             <w:tcW w:type="dxa" w:w="1814"/>
           </w:tcPr>
           <w:p>
+            <w:pPr>
+              <w:spacing w:after="20" w:line="240" w:lineRule="auto"/>
+            </w:pPr>
             <w:r>
               <w:rPr>
                 <w:rFonts w:ascii="Times New Roman" w:hAnsi="Times New Roman"/>
@@ -320,7 +366,11 @@
           <w:tcPr>
             <w:tcW w:type="dxa" w:w="1814"/>
           </w:tcPr>
-          <w:p/>
+          <w:p>
+            <w:pPr>
+              <w:spacing w:after="20" w:line="240" w:lineRule="auto"/>
+            </w:pPr>
+          </w:p>
         </w:tc>
       </w:tr>
       <w:tr>
@@ -329,6 +379,9 @@
             <w:tcW w:type="dxa" w:w="1814"/>
           </w:tcPr>
           <w:p>
+            <w:pPr>
+              <w:spacing w:after="20" w:line="240" w:lineRule="auto"/>
+            </w:pPr>
             <w:r>
               <w:rPr>
                 <w:rFonts w:ascii="Times New Roman" w:hAnsi="Times New Roman"/>
@@ -343,6 +396,9 @@
             <w:tcW w:type="dxa" w:w="1814"/>
           </w:tcPr>
           <w:p>
+            <w:pPr>
+              <w:spacing w:after="20" w:line="240" w:lineRule="auto"/>
+            </w:pPr>
             <w:r>
               <w:rPr>
                 <w:rFonts w:ascii="Times New Roman" w:hAnsi="Times New Roman"/>
@@ -358,6 +414,9 @@
             <w:tcW w:type="dxa" w:w="1814"/>
           </w:tcPr>
           <w:p>
+            <w:pPr>
+              <w:spacing w:after="20" w:line="240" w:lineRule="auto"/>
+            </w:pPr>
             <w:r>
               <w:rPr>
                 <w:rFonts w:ascii="Times New Roman" w:hAnsi="Times New Roman"/>
@@ -372,6 +431,9 @@
             <w:tcW w:type="dxa" w:w="1814"/>
           </w:tcPr>
           <w:p>
+            <w:pPr>
+              <w:spacing w:after="20" w:line="240" w:lineRule="auto"/>
+            </w:pPr>
             <w:r>
               <w:rPr>
                 <w:rFonts w:ascii="Times New Roman" w:hAnsi="Times New Roman"/>
@@ -401,6 +463,9 @@
             <w:tcW w:type="dxa" w:w="1814"/>
           </w:tcPr>
           <w:p>
+            <w:pPr>
+              <w:spacing w:after="20" w:line="240" w:lineRule="auto"/>
+            </w:pPr>
             <w:r>
               <w:rPr>
                 <w:rFonts w:ascii="Times New Roman" w:hAnsi="Times New Roman"/>
@@ -417,6 +482,9 @@
             <w:tcW w:type="dxa" w:w="1814"/>
           </w:tcPr>
           <w:p>
+            <w:pPr>
+              <w:spacing w:after="20" w:line="240" w:lineRule="auto"/>
+            </w:pPr>
             <w:r>
               <w:rPr>
                 <w:rFonts w:ascii="Times New Roman" w:hAnsi="Times New Roman"/>
@@ -431,6 +499,9 @@
             <w:tcW w:type="dxa" w:w="1814"/>
           </w:tcPr>
           <w:p>
+            <w:pPr>
+              <w:spacing w:after="20" w:line="240" w:lineRule="auto"/>
+            </w:pPr>
             <w:r>
               <w:rPr>
                 <w:rFonts w:ascii="Times New Roman" w:hAnsi="Times New Roman"/>
@@ -446,6 +517,9 @@
             <w:tcW w:type="dxa" w:w="1814"/>
           </w:tcPr>
           <w:p>
+            <w:pPr>
+              <w:spacing w:after="20" w:line="240" w:lineRule="auto"/>
+            </w:pPr>
             <w:r>
               <w:rPr>
                 <w:rFonts w:ascii="Times New Roman" w:hAnsi="Times New Roman"/>
@@ -460,6 +534,9 @@
             <w:tcW w:type="dxa" w:w="1814"/>
           </w:tcPr>
           <w:p>
+            <w:pPr>
+              <w:spacing w:after="20" w:line="240" w:lineRule="auto"/>
+            </w:pPr>
             <w:r>
               <w:rPr>
                 <w:rFonts w:ascii="Times New Roman" w:hAnsi="Times New Roman"/>
@@ -482,6 +559,9 @@
             <w:tcW w:type="dxa" w:w="1814"/>
           </w:tcPr>
           <w:p>
+            <w:pPr>
+              <w:spacing w:after="20" w:line="240" w:lineRule="auto"/>
+            </w:pPr>
             <w:r>
               <w:rPr>
                 <w:rFonts w:ascii="Times New Roman" w:hAnsi="Times New Roman"/>
@@ -498,6 +578,9 @@
             <w:tcW w:type="dxa" w:w="1814"/>
           </w:tcPr>
           <w:p>
+            <w:pPr>
+              <w:spacing w:after="20" w:line="240" w:lineRule="auto"/>
+            </w:pPr>
             <w:r>
               <w:rPr>
                 <w:rFonts w:ascii="Times New Roman" w:hAnsi="Times New Roman"/>
@@ -512,6 +595,9 @@
             <w:tcW w:type="dxa" w:w="1814"/>
           </w:tcPr>
           <w:p>
+            <w:pPr>
+              <w:spacing w:after="20" w:line="240" w:lineRule="auto"/>
+            </w:pPr>
             <w:r>
               <w:rPr>
                 <w:rFonts w:ascii="Times New Roman" w:hAnsi="Times New Roman"/>
@@ -534,6 +620,9 @@
             <w:tcW w:type="dxa" w:w="1814"/>
           </w:tcPr>
           <w:p>
+            <w:pPr>
+              <w:spacing w:after="20" w:line="240" w:lineRule="auto"/>
+            </w:pPr>
             <w:r>
               <w:rPr>
                 <w:rFonts w:ascii="Times New Roman" w:hAnsi="Times New Roman"/>
@@ -548,6 +637,9 @@
             <w:tcW w:type="dxa" w:w="1814"/>
           </w:tcPr>
           <w:p>
+            <w:pPr>
+              <w:spacing w:after="20" w:line="240" w:lineRule="auto"/>
+            </w:pPr>
             <w:r>
               <w:rPr>
                 <w:rFonts w:ascii="Times New Roman" w:hAnsi="Times New Roman"/>
@@ -577,6 +669,9 @@
             <w:tcW w:type="dxa" w:w="1814"/>
           </w:tcPr>
           <w:p>
+            <w:pPr>
+              <w:spacing w:after="20" w:line="240" w:lineRule="auto"/>
+            </w:pPr>
             <w:r>
               <w:rPr>
                 <w:rFonts w:ascii="Times New Roman" w:hAnsi="Times New Roman"/>
@@ -588,7 +683,11 @@
         </w:tc>
       </w:tr>
     </w:tbl>
-    <w:p/>
+    <w:p>
+      <w:pPr>
+        <w:spacing w:before="0" w:after="0" w:line="80" w:lineRule="exact"/>
+      </w:pPr>
+    </w:p>
     <w:p>
       <w:pPr>
         <w:pStyle w:val="Heading2"/>
@@ -618,6 +717,9 @@
             <w:tcW w:type="dxa" w:w="2268"/>
           </w:tcPr>
           <w:p>
+            <w:pPr>
+              <w:spacing w:after="20" w:line="240" w:lineRule="auto"/>
+            </w:pPr>
             <w:r>
               <w:rPr>
                 <w:rFonts w:ascii="Times New Roman" w:hAnsi="Times New Roman"/>
@@ -633,6 +735,9 @@
             <w:tcW w:type="dxa" w:w="2268"/>
           </w:tcPr>
           <w:p>
+            <w:pPr>
+              <w:spacing w:after="20" w:line="240" w:lineRule="auto"/>
+            </w:pPr>
             <w:r>
               <w:rPr>
                 <w:rFonts w:ascii="Times New Roman" w:hAnsi="Times New Roman"/>
@@ -648,6 +753,9 @@
             <w:tcW w:type="dxa" w:w="2268"/>
           </w:tcPr>
           <w:p>
+            <w:pPr>
+              <w:spacing w:after="20" w:line="240" w:lineRule="auto"/>
+            </w:pPr>
             <w:r>
               <w:rPr>
                 <w:rFonts w:ascii="Times New Roman" w:hAnsi="Times New Roman"/>
@@ -663,6 +771,9 @@
             <w:tcW w:type="dxa" w:w="2268"/>
           </w:tcPr>
           <w:p>
+            <w:pPr>
+              <w:spacing w:after="20" w:line="240" w:lineRule="auto"/>
+            </w:pPr>
             <w:r>
               <w:rPr>
                 <w:rFonts w:ascii="Times New Roman" w:hAnsi="Times New Roman"/>
@@ -680,12 +791,15 @@
             <w:tcW w:type="dxa" w:w="2268"/>
           </w:tcPr>
           <w:p>
+            <w:pPr>
+              <w:spacing w:after="20" w:line="240" w:lineRule="auto"/>
+            </w:pPr>
             <w:r>
               <w:rPr>
                 <w:rFonts w:ascii="Times New Roman" w:hAnsi="Times New Roman"/>
                 <w:sz w:val="20"/>
               </w:rPr>
-              <w:t>Widerspruchsbescheid UKBW</w:t>
+              <w:t>Widerspruchsbescheid BGW</w:t>
             </w:r>
           </w:p>
         </w:tc>
@@ -694,6 +808,9 @@
             <w:tcW w:type="dxa" w:w="2268"/>
           </w:tcPr>
           <w:p>
+            <w:pPr>
+              <w:spacing w:after="20" w:line="240" w:lineRule="auto"/>
+            </w:pPr>
             <w:r>
               <w:rPr>
                 <w:rFonts w:ascii="Times New Roman" w:hAnsi="Times New Roman"/>
@@ -708,6 +825,9 @@
             <w:tcW w:type="dxa" w:w="2268"/>
           </w:tcPr>
           <w:p>
+            <w:pPr>
+              <w:spacing w:after="20" w:line="240" w:lineRule="auto"/>
+            </w:pPr>
             <w:r>
               <w:rPr>
                 <w:rFonts w:ascii="Times New Roman" w:hAnsi="Times New Roman"/>
@@ -722,6 +842,9 @@
             <w:tcW w:type="dxa" w:w="2268"/>
           </w:tcPr>
           <w:p>
+            <w:pPr>
+              <w:spacing w:after="20" w:line="240" w:lineRule="auto"/>
+            </w:pPr>
             <w:r>
               <w:rPr>
                 <w:rFonts w:ascii="Times New Roman" w:hAnsi="Times New Roman"/>
@@ -738,6 +861,9 @@
             <w:tcW w:type="dxa" w:w="2268"/>
           </w:tcPr>
           <w:p>
+            <w:pPr>
+              <w:spacing w:after="20" w:line="240" w:lineRule="auto"/>
+            </w:pPr>
             <w:r>
               <w:rPr>
                 <w:rFonts w:ascii="Times New Roman" w:hAnsi="Times New Roman"/>
@@ -752,6 +878,9 @@
             <w:tcW w:type="dxa" w:w="2268"/>
           </w:tcPr>
           <w:p>
+            <w:pPr>
+              <w:spacing w:after="20" w:line="240" w:lineRule="auto"/>
+            </w:pPr>
             <w:r>
               <w:rPr>
                 <w:rFonts w:ascii="Times New Roman" w:hAnsi="Times New Roman"/>
@@ -766,6 +895,9 @@
             <w:tcW w:type="dxa" w:w="2268"/>
           </w:tcPr>
           <w:p>
+            <w:pPr>
+              <w:spacing w:after="20" w:line="240" w:lineRule="auto"/>
+            </w:pPr>
             <w:r>
               <w:rPr>
                 <w:rFonts w:ascii="Times New Roman" w:hAnsi="Times New Roman"/>
@@ -780,6 +912,9 @@
             <w:tcW w:type="dxa" w:w="2268"/>
           </w:tcPr>
           <w:p>
+            <w:pPr>
+              <w:spacing w:after="20" w:line="240" w:lineRule="auto"/>
+            </w:pPr>
             <w:r>
               <w:rPr>
                 <w:rFonts w:ascii="Times New Roman" w:hAnsi="Times New Roman"/>
@@ -796,6 +931,9 @@
             <w:tcW w:type="dxa" w:w="2268"/>
           </w:tcPr>
           <w:p>
+            <w:pPr>
+              <w:spacing w:after="20" w:line="240" w:lineRule="auto"/>
+            </w:pPr>
             <w:r>
               <w:rPr>
                 <w:rFonts w:ascii="Times New Roman" w:hAnsi="Times New Roman"/>
@@ -810,6 +948,9 @@
             <w:tcW w:type="dxa" w:w="2268"/>
           </w:tcPr>
           <w:p>
+            <w:pPr>
+              <w:spacing w:after="20" w:line="240" w:lineRule="auto"/>
+            </w:pPr>
             <w:r>
               <w:rPr>
                 <w:rFonts w:ascii="Times New Roman" w:hAnsi="Times New Roman"/>
@@ -824,6 +965,9 @@
             <w:tcW w:type="dxa" w:w="2268"/>
           </w:tcPr>
           <w:p>
+            <w:pPr>
+              <w:spacing w:after="20" w:line="240" w:lineRule="auto"/>
+            </w:pPr>
             <w:r>
               <w:rPr>
                 <w:rFonts w:ascii="Times New Roman" w:hAnsi="Times New Roman"/>
@@ -838,6 +982,9 @@
             <w:tcW w:type="dxa" w:w="2268"/>
           </w:tcPr>
           <w:p>
+            <w:pPr>
+              <w:spacing w:after="20" w:line="240" w:lineRule="auto"/>
+            </w:pPr>
             <w:r>
               <w:rPr>
                 <w:rFonts w:ascii="Times New Roman" w:hAnsi="Times New Roman"/>
@@ -854,12 +1001,15 @@
             <w:tcW w:type="dxa" w:w="2268"/>
           </w:tcPr>
           <w:p>
+            <w:pPr>
+              <w:spacing w:after="20" w:line="240" w:lineRule="auto"/>
+            </w:pPr>
             <w:r>
               <w:rPr>
                 <w:rFonts w:ascii="Times New Roman" w:hAnsi="Times New Roman"/>
                 <w:sz w:val="20"/>
               </w:rPr>
-              <w:t>Klage UKBW, falls abgelehnt</w:t>
+              <w:t>Klage BGW, falls abgelehnt</w:t>
             </w:r>
           </w:p>
         </w:tc>
@@ -868,6 +1018,9 @@
             <w:tcW w:type="dxa" w:w="2268"/>
           </w:tcPr>
           <w:p>
+            <w:pPr>
+              <w:spacing w:after="20" w:line="240" w:lineRule="auto"/>
+            </w:pPr>
             <w:r>
               <w:rPr>
                 <w:rFonts w:ascii="Times New Roman" w:hAnsi="Times New Roman"/>
@@ -882,6 +1035,9 @@
             <w:tcW w:type="dxa" w:w="2268"/>
           </w:tcPr>
           <w:p>
+            <w:pPr>
+              <w:spacing w:after="20" w:line="240" w:lineRule="auto"/>
+            </w:pPr>
             <w:r>
               <w:rPr>
                 <w:rFonts w:ascii="Times New Roman" w:hAnsi="Times New Roman"/>
@@ -896,6 +1052,9 @@
             <w:tcW w:type="dxa" w:w="2268"/>
           </w:tcPr>
           <w:p>
+            <w:pPr>
+              <w:spacing w:after="20" w:line="240" w:lineRule="auto"/>
+            </w:pPr>
             <w:r>
               <w:rPr>
                 <w:rFonts w:ascii="Times New Roman" w:hAnsi="Times New Roman"/>
@@ -912,6 +1071,9 @@
             <w:tcW w:type="dxa" w:w="2268"/>
           </w:tcPr>
           <w:p>
+            <w:pPr>
+              <w:spacing w:after="20" w:line="240" w:lineRule="auto"/>
+            </w:pPr>
             <w:r>
               <w:rPr>
                 <w:rFonts w:ascii="Times New Roman" w:hAnsi="Times New Roman"/>
@@ -926,6 +1088,9 @@
             <w:tcW w:type="dxa" w:w="2268"/>
           </w:tcPr>
           <w:p>
+            <w:pPr>
+              <w:spacing w:after="20" w:line="240" w:lineRule="auto"/>
+            </w:pPr>
             <w:r>
               <w:rPr>
                 <w:rFonts w:ascii="Times New Roman" w:hAnsi="Times New Roman"/>
@@ -941,6 +1106,9 @@
             <w:tcW w:type="dxa" w:w="2268"/>
           </w:tcPr>
           <w:p>
+            <w:pPr>
+              <w:spacing w:after="20" w:line="240" w:lineRule="auto"/>
+            </w:pPr>
             <w:r>
               <w:rPr>
                 <w:rFonts w:ascii="Times New Roman" w:hAnsi="Times New Roman"/>
@@ -955,6 +1123,9 @@
             <w:tcW w:type="dxa" w:w="2268"/>
           </w:tcPr>
           <w:p>
+            <w:pPr>
+              <w:spacing w:after="20" w:line="240" w:lineRule="auto"/>
+            </w:pPr>
             <w:r>
               <w:rPr>
                 <w:rFonts w:ascii="Times New Roman" w:hAnsi="Times New Roman"/>
@@ -971,6 +1142,9 @@
             <w:tcW w:type="dxa" w:w="2268"/>
           </w:tcPr>
           <w:p>
+            <w:pPr>
+              <w:spacing w:after="20" w:line="240" w:lineRule="auto"/>
+            </w:pPr>
             <w:r>
               <w:rPr>
                 <w:rFonts w:ascii="Times New Roman" w:hAnsi="Times New Roman"/>
@@ -985,6 +1159,9 @@
             <w:tcW w:type="dxa" w:w="2268"/>
           </w:tcPr>
           <w:p>
+            <w:pPr>
+              <w:spacing w:after="20" w:line="240" w:lineRule="auto"/>
+            </w:pPr>
             <w:r>
               <w:rPr>
                 <w:rFonts w:ascii="Times New Roman" w:hAnsi="Times New Roman"/>
@@ -1000,6 +1177,9 @@
             <w:tcW w:type="dxa" w:w="2268"/>
           </w:tcPr>
           <w:p>
+            <w:pPr>
+              <w:spacing w:after="20" w:line="240" w:lineRule="auto"/>
+            </w:pPr>
             <w:r>
               <w:rPr>
                 <w:rFonts w:ascii="Times New Roman" w:hAnsi="Times New Roman"/>
@@ -1014,6 +1194,9 @@
             <w:tcW w:type="dxa" w:w="2268"/>
           </w:tcPr>
           <w:p>
+            <w:pPr>
+              <w:spacing w:after="20" w:line="240" w:lineRule="auto"/>
+            </w:pPr>
             <w:r>
               <w:rPr>
                 <w:rFonts w:ascii="Times New Roman" w:hAnsi="Times New Roman"/>
@@ -1030,6 +1213,9 @@
             <w:tcW w:type="dxa" w:w="2268"/>
           </w:tcPr>
           <w:p>
+            <w:pPr>
+              <w:spacing w:after="20" w:line="240" w:lineRule="auto"/>
+            </w:pPr>
             <w:r>
               <w:rPr>
                 <w:rFonts w:ascii="Times New Roman" w:hAnsi="Times New Roman"/>
@@ -1044,6 +1230,9 @@
             <w:tcW w:type="dxa" w:w="2268"/>
           </w:tcPr>
           <w:p>
+            <w:pPr>
+              <w:spacing w:after="20" w:line="240" w:lineRule="auto"/>
+            </w:pPr>
             <w:r>
               <w:rPr>
                 <w:rFonts w:ascii="Times New Roman" w:hAnsi="Times New Roman"/>
@@ -1059,6 +1248,9 @@
             <w:tcW w:type="dxa" w:w="2268"/>
           </w:tcPr>
           <w:p>
+            <w:pPr>
+              <w:spacing w:after="20" w:line="240" w:lineRule="auto"/>
+            </w:pPr>
             <w:r>
               <w:rPr>
                 <w:rFonts w:ascii="Times New Roman" w:hAnsi="Times New Roman"/>
@@ -1073,6 +1265,9 @@
             <w:tcW w:type="dxa" w:w="2268"/>
           </w:tcPr>
           <w:p>
+            <w:pPr>
+              <w:spacing w:after="20" w:line="240" w:lineRule="auto"/>
+            </w:pPr>
             <w:r>
               <w:rPr>
                 <w:rFonts w:ascii="Times New Roman" w:hAnsi="Times New Roman"/>
@@ -1084,7 +1279,11 @@
         </w:tc>
       </w:tr>
     </w:tbl>
-    <w:p/>
+    <w:p>
+      <w:pPr>
+        <w:spacing w:before="0" w:after="0" w:line="80" w:lineRule="exact"/>
+      </w:pPr>
+    </w:p>
     <w:p>
       <w:pPr>
         <w:pStyle w:val="Heading2"/>
@@ -1112,6 +1311,9 @@
             <w:tcW w:type="dxa" w:w="4536"/>
           </w:tcPr>
           <w:p>
+            <w:pPr>
+              <w:spacing w:after="20" w:line="240" w:lineRule="auto"/>
+            </w:pPr>
             <w:r>
               <w:rPr>
                 <w:rFonts w:ascii="Times New Roman" w:hAnsi="Times New Roman"/>
@@ -1127,6 +1329,9 @@
             <w:tcW w:type="dxa" w:w="4536"/>
           </w:tcPr>
           <w:p>
+            <w:pPr>
+              <w:spacing w:after="20" w:line="240" w:lineRule="auto"/>
+            </w:pPr>
             <w:r>
               <w:rPr>
                 <w:rFonts w:ascii="Times New Roman" w:hAnsi="Times New Roman"/>
@@ -1144,6 +1349,9 @@
             <w:tcW w:type="dxa" w:w="4536"/>
           </w:tcPr>
           <w:p>
+            <w:pPr>
+              <w:spacing w:after="20" w:line="240" w:lineRule="auto"/>
+            </w:pPr>
             <w:r>
               <w:rPr>
                 <w:rFonts w:ascii="Times New Roman" w:hAnsi="Times New Roman"/>
@@ -1158,6 +1366,9 @@
             <w:tcW w:type="dxa" w:w="4536"/>
           </w:tcPr>
           <w:p>
+            <w:pPr>
+              <w:spacing w:after="20" w:line="240" w:lineRule="auto"/>
+            </w:pPr>
             <w:r>
               <w:rPr>
                 <w:rFonts w:ascii="Times New Roman" w:hAnsi="Times New Roman"/>
@@ -1174,6 +1385,9 @@
             <w:tcW w:type="dxa" w:w="4536"/>
           </w:tcPr>
           <w:p>
+            <w:pPr>
+              <w:spacing w:after="20" w:line="240" w:lineRule="auto"/>
+            </w:pPr>
             <w:r>
               <w:rPr>
                 <w:rFonts w:ascii="Times New Roman" w:hAnsi="Times New Roman"/>
@@ -1188,6 +1402,9 @@
             <w:tcW w:type="dxa" w:w="4536"/>
           </w:tcPr>
           <w:p>
+            <w:pPr>
+              <w:spacing w:after="20" w:line="240" w:lineRule="auto"/>
+            </w:pPr>
             <w:r>
               <w:rPr>
                 <w:rFonts w:ascii="Times New Roman" w:hAnsi="Times New Roman"/>
@@ -1204,6 +1421,9 @@
             <w:tcW w:type="dxa" w:w="4536"/>
           </w:tcPr>
           <w:p>
+            <w:pPr>
+              <w:spacing w:after="20" w:line="240" w:lineRule="auto"/>
+            </w:pPr>
             <w:r>
               <w:rPr>
                 <w:rFonts w:ascii="Times New Roman" w:hAnsi="Times New Roman"/>
@@ -1218,12 +1438,15 @@
             <w:tcW w:type="dxa" w:w="4536"/>
           </w:tcPr>
           <w:p>
+            <w:pPr>
+              <w:spacing w:after="20" w:line="240" w:lineRule="auto"/>
+            </w:pPr>
             <w:r>
               <w:rPr>
                 <w:rFonts w:ascii="Times New Roman" w:hAnsi="Times New Roman"/>
                 <w:sz w:val="20"/>
               </w:rPr>
-              <w:t>Privatgutachten ME/CFS (Charité) bestellt/angefragt</w:t>
+              <w:t>Privatgutachten ME/CFS (Universitätsmedizin Berlin-Nord) bestellt/angefragt</w:t>
             </w:r>
           </w:p>
         </w:tc>
@@ -1234,6 +1457,9 @@
             <w:tcW w:type="dxa" w:w="4536"/>
           </w:tcPr>
           <w:p>
+            <w:pPr>
+              <w:spacing w:after="20" w:line="240" w:lineRule="auto"/>
+            </w:pPr>
             <w:r>
               <w:rPr>
                 <w:rFonts w:ascii="Times New Roman" w:hAnsi="Times New Roman"/>
@@ -1248,12 +1474,15 @@
             <w:tcW w:type="dxa" w:w="4536"/>
           </w:tcPr>
           <w:p>
+            <w:pPr>
+              <w:spacing w:after="20" w:line="240" w:lineRule="auto"/>
+            </w:pPr>
             <w:r>
               <w:rPr>
                 <w:rFonts w:ascii="Times New Roman" w:hAnsi="Times New Roman"/>
                 <w:sz w:val="20"/>
               </w:rPr>
-              <w:t>Nächste Vorstellung Charité (Prof. Scheibenbogen)</w:t>
+              <w:t>Nächste Vorstellung Universitätsmedizin Berlin-Nord (Prof. Seifert)</w:t>
             </w:r>
           </w:p>
         </w:tc>
@@ -1264,6 +1493,9 @@
             <w:tcW w:type="dxa" w:w="4536"/>
           </w:tcPr>
           <w:p>
+            <w:pPr>
+              <w:spacing w:after="20" w:line="240" w:lineRule="auto"/>
+            </w:pPr>
             <w:r>
               <w:rPr>
                 <w:rFonts w:ascii="Times New Roman" w:hAnsi="Times New Roman"/>
@@ -1278,6 +1510,9 @@
             <w:tcW w:type="dxa" w:w="4536"/>
           </w:tcPr>
           <w:p>
+            <w:pPr>
+              <w:spacing w:after="20" w:line="240" w:lineRule="auto"/>
+            </w:pPr>
             <w:r>
               <w:rPr>
                 <w:rFonts w:ascii="Times New Roman" w:hAnsi="Times New Roman"/>
@@ -1294,6 +1529,9 @@
             <w:tcW w:type="dxa" w:w="4536"/>
           </w:tcPr>
           <w:p>
+            <w:pPr>
+              <w:spacing w:after="20" w:line="240" w:lineRule="auto"/>
+            </w:pPr>
             <w:r>
               <w:rPr>
                 <w:rFonts w:ascii="Times New Roman" w:hAnsi="Times New Roman"/>
@@ -1308,6 +1546,9 @@
             <w:tcW w:type="dxa" w:w="4536"/>
           </w:tcPr>
           <w:p>
+            <w:pPr>
+              <w:spacing w:after="20" w:line="240" w:lineRule="auto"/>
+            </w:pPr>
             <w:r>
               <w:rPr>
                 <w:rFonts w:ascii="Times New Roman" w:hAnsi="Times New Roman"/>
@@ -1324,6 +1565,9 @@
             <w:tcW w:type="dxa" w:w="4536"/>
           </w:tcPr>
           <w:p>
+            <w:pPr>
+              <w:spacing w:after="20" w:line="240" w:lineRule="auto"/>
+            </w:pPr>
             <w:r>
               <w:rPr>
                 <w:rFonts w:ascii="Times New Roman" w:hAnsi="Times New Roman"/>
@@ -1338,6 +1582,9 @@
             <w:tcW w:type="dxa" w:w="4536"/>
           </w:tcPr>
           <w:p>
+            <w:pPr>
+              <w:spacing w:after="20" w:line="240" w:lineRule="auto"/>
+            </w:pPr>
             <w:r>
               <w:rPr>
                 <w:rFonts w:ascii="Times New Roman" w:hAnsi="Times New Roman"/>
@@ -1354,6 +1601,9 @@
             <w:tcW w:type="dxa" w:w="4536"/>
           </w:tcPr>
           <w:p>
+            <w:pPr>
+              <w:spacing w:after="20" w:line="240" w:lineRule="auto"/>
+            </w:pPr>
             <w:r>
               <w:rPr>
                 <w:rFonts w:ascii="Times New Roman" w:hAnsi="Times New Roman"/>
@@ -1368,6 +1618,9 @@
             <w:tcW w:type="dxa" w:w="4536"/>
           </w:tcPr>
           <w:p>
+            <w:pPr>
+              <w:spacing w:after="20" w:line="240" w:lineRule="auto"/>
+            </w:pPr>
             <w:r>
               <w:rPr>
                 <w:rFonts w:ascii="Times New Roman" w:hAnsi="Times New Roman"/>
@@ -1379,7 +1632,11 @@
         </w:tc>
       </w:tr>
     </w:tbl>
-    <w:p/>
+    <w:p>
+      <w:pPr>
+        <w:spacing w:before="0" w:after="0" w:line="80" w:lineRule="exact"/>
+      </w:pPr>
+    </w:p>
     <w:p>
       <w:pPr>
         <w:pStyle w:val="Heading2"/>
@@ -1408,6 +1665,9 @@
             <w:tcW w:type="dxa" w:w="3024"/>
           </w:tcPr>
           <w:p>
+            <w:pPr>
+              <w:spacing w:after="20" w:line="240" w:lineRule="auto"/>
+            </w:pPr>
             <w:r>
               <w:rPr>
                 <w:rFonts w:ascii="Times New Roman" w:hAnsi="Times New Roman"/>
@@ -1423,6 +1683,9 @@
             <w:tcW w:type="dxa" w:w="3024"/>
           </w:tcPr>
           <w:p>
+            <w:pPr>
+              <w:spacing w:after="20" w:line="240" w:lineRule="auto"/>
+            </w:pPr>
             <w:r>
               <w:rPr>
                 <w:rFonts w:ascii="Times New Roman" w:hAnsi="Times New Roman"/>
@@ -1438,6 +1701,9 @@
             <w:tcW w:type="dxa" w:w="3024"/>
           </w:tcPr>
           <w:p>
+            <w:pPr>
+              <w:spacing w:after="20" w:line="240" w:lineRule="auto"/>
+            </w:pPr>
             <w:r>
               <w:rPr>
                 <w:rFonts w:ascii="Times New Roman" w:hAnsi="Times New Roman"/>
@@ -1455,6 +1721,9 @@
             <w:tcW w:type="dxa" w:w="3024"/>
           </w:tcPr>
           <w:p>
+            <w:pPr>
+              <w:spacing w:after="20" w:line="240" w:lineRule="auto"/>
+            </w:pPr>
             <w:r>
               <w:rPr>
                 <w:rFonts w:ascii="Times New Roman" w:hAnsi="Times New Roman"/>
@@ -1469,6 +1738,9 @@
             <w:tcW w:type="dxa" w:w="3024"/>
           </w:tcPr>
           <w:p>
+            <w:pPr>
+              <w:spacing w:after="20" w:line="240" w:lineRule="auto"/>
+            </w:pPr>
             <w:r>
               <w:rPr>
                 <w:rFonts w:ascii="Times New Roman" w:hAnsi="Times New Roman"/>
@@ -1483,12 +1755,15 @@
             <w:tcW w:type="dxa" w:w="3024"/>
           </w:tcPr>
           <w:p>
+            <w:pPr>
+              <w:spacing w:after="20" w:line="240" w:lineRule="auto"/>
+            </w:pPr>
             <w:r>
               <w:rPr>
                 <w:rFonts w:ascii="Times New Roman" w:hAnsi="Times New Roman"/>
                 <w:sz w:val="20"/>
               </w:rPr>
-              <w:t>§ 84 SGG</w:t>
+              <w:t>Paragraf 84 SGG</w:t>
             </w:r>
           </w:p>
         </w:tc>
@@ -1499,6 +1774,9 @@
             <w:tcW w:type="dxa" w:w="3024"/>
           </w:tcPr>
           <w:p>
+            <w:pPr>
+              <w:spacing w:after="20" w:line="240" w:lineRule="auto"/>
+            </w:pPr>
             <w:r>
               <w:rPr>
                 <w:rFonts w:ascii="Times New Roman" w:hAnsi="Times New Roman"/>
@@ -1513,6 +1791,9 @@
             <w:tcW w:type="dxa" w:w="3024"/>
           </w:tcPr>
           <w:p>
+            <w:pPr>
+              <w:spacing w:after="20" w:line="240" w:lineRule="auto"/>
+            </w:pPr>
             <w:r>
               <w:rPr>
                 <w:rFonts w:ascii="Times New Roman" w:hAnsi="Times New Roman"/>
@@ -1527,12 +1808,15 @@
             <w:tcW w:type="dxa" w:w="3024"/>
           </w:tcPr>
           <w:p>
+            <w:pPr>
+              <w:spacing w:after="20" w:line="240" w:lineRule="auto"/>
+            </w:pPr>
             <w:r>
               <w:rPr>
                 <w:rFonts w:ascii="Times New Roman" w:hAnsi="Times New Roman"/>
                 <w:sz w:val="20"/>
               </w:rPr>
-              <w:t>§ 87 Abs. 1 SGG</w:t>
+              <w:t>Paragraf 87 Abs. 1 SGG</w:t>
             </w:r>
           </w:p>
         </w:tc>
@@ -1543,6 +1827,9 @@
             <w:tcW w:type="dxa" w:w="3024"/>
           </w:tcPr>
           <w:p>
+            <w:pPr>
+              <w:spacing w:after="20" w:line="240" w:lineRule="auto"/>
+            </w:pPr>
             <w:r>
               <w:rPr>
                 <w:rFonts w:ascii="Times New Roman" w:hAnsi="Times New Roman"/>
@@ -1557,6 +1844,9 @@
             <w:tcW w:type="dxa" w:w="3024"/>
           </w:tcPr>
           <w:p>
+            <w:pPr>
+              <w:spacing w:after="20" w:line="240" w:lineRule="auto"/>
+            </w:pPr>
             <w:r>
               <w:rPr>
                 <w:rFonts w:ascii="Times New Roman" w:hAnsi="Times New Roman"/>
@@ -1571,12 +1861,15 @@
             <w:tcW w:type="dxa" w:w="3024"/>
           </w:tcPr>
           <w:p>
+            <w:pPr>
+              <w:spacing w:after="20" w:line="240" w:lineRule="auto"/>
+            </w:pPr>
             <w:r>
               <w:rPr>
                 <w:rFonts w:ascii="Times New Roman" w:hAnsi="Times New Roman"/>
                 <w:sz w:val="20"/>
               </w:rPr>
-              <w:t>§ 88 Abs. 1 SGG</w:t>
+              <w:t>Paragraf 88 Abs. 1 SGG</w:t>
             </w:r>
           </w:p>
         </w:tc>
@@ -1587,6 +1880,9 @@
             <w:tcW w:type="dxa" w:w="3024"/>
           </w:tcPr>
           <w:p>
+            <w:pPr>
+              <w:spacing w:after="20" w:line="240" w:lineRule="auto"/>
+            </w:pPr>
             <w:r>
               <w:rPr>
                 <w:rFonts w:ascii="Times New Roman" w:hAnsi="Times New Roman"/>
@@ -1601,6 +1897,9 @@
             <w:tcW w:type="dxa" w:w="3024"/>
           </w:tcPr>
           <w:p>
+            <w:pPr>
+              <w:spacing w:after="20" w:line="240" w:lineRule="auto"/>
+            </w:pPr>
             <w:r>
               <w:rPr>
                 <w:rFonts w:ascii="Times New Roman" w:hAnsi="Times New Roman"/>
@@ -1615,12 +1914,15 @@
             <w:tcW w:type="dxa" w:w="3024"/>
           </w:tcPr>
           <w:p>
+            <w:pPr>
+              <w:spacing w:after="20" w:line="240" w:lineRule="auto"/>
+            </w:pPr>
             <w:r>
               <w:rPr>
                 <w:rFonts w:ascii="Times New Roman" w:hAnsi="Times New Roman"/>
                 <w:sz w:val="20"/>
               </w:rPr>
-              <w:t>§ 88 Abs. 2 SGG</w:t>
+              <w:t>Paragraf 88 Abs. 2 SGG</w:t>
             </w:r>
           </w:p>
         </w:tc>
@@ -1631,6 +1933,9 @@
             <w:tcW w:type="dxa" w:w="3024"/>
           </w:tcPr>
           <w:p>
+            <w:pPr>
+              <w:spacing w:after="20" w:line="240" w:lineRule="auto"/>
+            </w:pPr>
             <w:r>
               <w:rPr>
                 <w:rFonts w:ascii="Times New Roman" w:hAnsi="Times New Roman"/>
@@ -1645,6 +1950,9 @@
             <w:tcW w:type="dxa" w:w="3024"/>
           </w:tcPr>
           <w:p>
+            <w:pPr>
+              <w:spacing w:after="20" w:line="240" w:lineRule="auto"/>
+            </w:pPr>
             <w:r>
               <w:rPr>
                 <w:rFonts w:ascii="Times New Roman" w:hAnsi="Times New Roman"/>
@@ -1659,12 +1967,15 @@
             <w:tcW w:type="dxa" w:w="3024"/>
           </w:tcPr>
           <w:p>
+            <w:pPr>
+              <w:spacing w:after="20" w:line="240" w:lineRule="auto"/>
+            </w:pPr>
             <w:r>
               <w:rPr>
                 <w:rFonts w:ascii="Times New Roman" w:hAnsi="Times New Roman"/>
                 <w:sz w:val="20"/>
               </w:rPr>
-              <w:t>§ 173 SGG</w:t>
+              <w:t>Paragraf 173 SGG</w:t>
             </w:r>
           </w:p>
         </w:tc>
@@ -1675,6 +1986,9 @@
             <w:tcW w:type="dxa" w:w="3024"/>
           </w:tcPr>
           <w:p>
+            <w:pPr>
+              <w:spacing w:after="20" w:line="240" w:lineRule="auto"/>
+            </w:pPr>
             <w:r>
               <w:rPr>
                 <w:rFonts w:ascii="Times New Roman" w:hAnsi="Times New Roman"/>
@@ -1689,6 +2003,9 @@
             <w:tcW w:type="dxa" w:w="3024"/>
           </w:tcPr>
           <w:p>
+            <w:pPr>
+              <w:spacing w:after="20" w:line="240" w:lineRule="auto"/>
+            </w:pPr>
             <w:r>
               <w:rPr>
                 <w:rFonts w:ascii="Times New Roman" w:hAnsi="Times New Roman"/>
@@ -1703,12 +2020,15 @@
             <w:tcW w:type="dxa" w:w="3024"/>
           </w:tcPr>
           <w:p>
+            <w:pPr>
+              <w:spacing w:after="20" w:line="240" w:lineRule="auto"/>
+            </w:pPr>
             <w:r>
               <w:rPr>
                 <w:rFonts w:ascii="Times New Roman" w:hAnsi="Times New Roman"/>
                 <w:sz w:val="20"/>
               </w:rPr>
-              <w:t>§ 151 SGG</w:t>
+              <w:t>Paragraf 151 SGG</w:t>
             </w:r>
           </w:p>
         </w:tc>
@@ -1719,6 +2039,9 @@
             <w:tcW w:type="dxa" w:w="3024"/>
           </w:tcPr>
           <w:p>
+            <w:pPr>
+              <w:spacing w:after="20" w:line="240" w:lineRule="auto"/>
+            </w:pPr>
             <w:r>
               <w:rPr>
                 <w:rFonts w:ascii="Times New Roman" w:hAnsi="Times New Roman"/>
@@ -1733,6 +2056,9 @@
             <w:tcW w:type="dxa" w:w="3024"/>
           </w:tcPr>
           <w:p>
+            <w:pPr>
+              <w:spacing w:after="20" w:line="240" w:lineRule="auto"/>
+            </w:pPr>
             <w:r>
               <w:rPr>
                 <w:rFonts w:ascii="Times New Roman" w:hAnsi="Times New Roman"/>
@@ -1747,18 +2073,25 @@
             <w:tcW w:type="dxa" w:w="3024"/>
           </w:tcPr>
           <w:p>
+            <w:pPr>
+              <w:spacing w:after="20" w:line="240" w:lineRule="auto"/>
+            </w:pPr>
             <w:r>
               <w:rPr>
                 <w:rFonts w:ascii="Times New Roman" w:hAnsi="Times New Roman"/>
                 <w:sz w:val="20"/>
               </w:rPr>
-              <w:t>§ 164 SGG</w:t>
+              <w:t>Paragraf 164 SGG</w:t>
             </w:r>
           </w:p>
         </w:tc>
       </w:tr>
     </w:tbl>
-    <w:p/>
+    <w:p>
+      <w:pPr>
+        <w:spacing w:before="0" w:after="0" w:line="80" w:lineRule="exact"/>
+      </w:pPr>
+    </w:p>
     <w:p>
       <w:pPr>
         <w:pStyle w:val="Heading2"/>
@@ -1847,7 +2180,7 @@
         <w:jc w:val="left"/>
       </w:pPr>
       <w:r>
-        <w:t>15.04.  Gutachten-Anfrage Charité (ME/CFS, Privatgutachten)</w:t>
+        <w:t>15.04.  Gutachten-Anfrage Universitätsmedizin Berlin-Nord (ME/CFS, Privatgutachten)</w:t>
       </w:r>
     </w:p>
     <w:p>
@@ -1879,7 +2212,7 @@
         <w:jc w:val="left"/>
       </w:pPr>
       <w:r>
-        <w:t>~~05.2026  Erwartete Widerspruchsentscheidung UKBW~~</w:t>
+        <w:t>~~05.2026  Erwartete Widerspruchsentscheidung BGW~~</w:t>
       </w:r>
     </w:p>
     <w:p>
@@ -1890,7 +2223,11 @@
         <w:t>```</w:t>
       </w:r>
     </w:p>
-    <w:p/>
+    <w:p>
+      <w:pPr>
+        <w:spacing w:before="0" w:after="0" w:line="80" w:lineRule="exact"/>
+      </w:pPr>
+    </w:p>
     <w:p>
       <w:pPr>
         <w:pStyle w:val="Heading2"/>
@@ -1942,7 +2279,11 @@
         <w:t>[ ] Fristen doppelt eintragen: primär (Frist) + Vorlaufmahnung (1 Woche vorher)</w:t>
       </w:r>
     </w:p>
-    <w:p/>
+    <w:p>
+      <w:pPr>
+        <w:spacing w:before="0" w:after="0" w:line="80" w:lineRule="exact"/>
+      </w:pPr>
+    </w:p>
     <w:p>
       <w:pPr>
         <w:jc w:val="left"/>
@@ -1967,7 +2308,7 @@
     </w:p>
     <w:sectPr>
       <w:pgSz w:w="11906" w:h="16838"/>
-      <w:pgMar w:top="1417" w:right="1417" w:bottom="1417" w:left="1417" w:header="720" w:footer="720" w:gutter="0"/>
+      <w:pgMar w:top="1020" w:right="1417" w:bottom="907" w:left="1417" w:header="397" w:footer="397" w:gutter="0"/>
       <w:cols w:space="720"/>
       <w:docGrid w:linePitch="360"/>
     </w:sectPr>
@@ -2338,9 +2679,12 @@
     <w:name w:val="Normal"/>
     <w:qFormat/>
     <w:rsid w:val="00FC693F"/>
+    <w:pPr>
+      <w:spacing w:after="60" w:line="240" w:lineRule="auto"/>
+    </w:pPr>
     <w:rPr>
       <w:rFonts w:ascii="Times New Roman" w:hAnsi="Times New Roman"/>
-      <w:sz w:val="22"/>
+      <w:sz w:val="20"/>
     </w:rPr>
   </w:style>
   <w:style w:type="paragraph" w:styleId="Header">
@@ -2685,7 +3029,7 @@
       <w:pBdr>
         <w:bottom w:val="single" w:sz="8" w:space="4" w:color="4F81BD" w:themeColor="accent1"/>
       </w:pBdr>
-      <w:spacing w:after="300" w:line="240" w:lineRule="auto"/>
+      <w:spacing w:after="180" w:line="240" w:lineRule="auto"/>
       <w:contextualSpacing/>
     </w:pPr>
     <w:rPr>
@@ -2693,7 +3037,7 @@
       <w:color w:val="17365D" w:themeColor="text2" w:themeShade="BF"/>
       <w:spacing w:val="5"/>
       <w:kern w:val="28"/>
-      <w:sz w:val="52"/>
+      <w:sz w:val="32"/>
       <w:szCs w:val="52"/>
     </w:rPr>
   </w:style>
